--- a/word_reports/LP_0358_위치_723_Tom Jones_The Greatest Hi.docx
+++ b/word_reports/LP_0358_위치_723_Tom Jones_The Greatest Hi.docx
@@ -4,7 +4,7 @@
   <w:body>
     <w:p>
       <w:pPr>
-        <w:spacing w:after="280"/>
+        <w:spacing w:after="80"/>
       </w:pPr>
       <w:r>
         <w:rPr w:rFonts="맑은 고딕">
@@ -13,94 +13,47 @@
           <w:color w:val="1E3A8A"/>
           <w:sz w:val="30"/>
         </w:rPr>
-        <w:t>[723] Tom Jones - The Greatest Hits</w:t>
+        <w:t>Tom Jones (톰 존스) - The Greatest Hits</w:t>
       </w:r>
     </w:p>
     <w:p>
       <w:pPr>
-        <w:spacing w:after="320"/>
+        <w:spacing w:after="240"/>
       </w:pPr>
       <w:r>
         <w:rPr w:rFonts="맑은 고딕">
           <w:rFonts w:ascii="맑은 고딕" w:hAnsi="맑은 고딕" w:eastAsia="맑은 고딕"/>
           <w:b/>
-          <w:sz w:val="20"/>
+          <w:color w:val="4B5563"/>
+          <w:sz w:val="22"/>
         </w:rPr>
-        <w:t>■ 위치 : 723</w:t>
-        <w:br/>
-      </w:r>
-      <w:r>
-        <w:rPr w:rFonts="맑은 고딕">
-          <w:rFonts w:ascii="맑은 고딕" w:hAnsi="맑은 고딕" w:eastAsia="맑은 고딕"/>
-          <w:b/>
-          <w:sz w:val="20"/>
-        </w:rPr>
-        <w:t>■ 아티스트 : Tom Jones</w:t>
-        <w:br/>
-      </w:r>
-      <w:r>
-        <w:rPr w:rFonts="맑은 고딕">
-          <w:rFonts w:ascii="맑은 고딕" w:hAnsi="맑은 고딕" w:eastAsia="맑은 고딕"/>
-          <w:b/>
-          <w:sz w:val="20"/>
-        </w:rPr>
-        <w:t>■ 앨범명 : The Greatest Hits</w:t>
-        <w:br/>
-      </w:r>
-      <w:r>
-        <w:rPr w:rFonts="맑은 고딕">
-          <w:rFonts w:ascii="맑은 고딕" w:hAnsi="맑은 고딕" w:eastAsia="맑은 고딕"/>
-          <w:b w:val="0"/>
-          <w:sz w:val="20"/>
-        </w:rPr>
-        <w:t>■ 음반 레이블 : Decca Records</w:t>
-        <w:br/>
-      </w:r>
-      <w:r>
-        <w:rPr w:rFonts="맑은 고딕">
-          <w:rFonts w:ascii="맑은 고딕" w:hAnsi="맑은 고딕" w:eastAsia="맑은 고딕"/>
-          <w:b w:val="0"/>
-          <w:sz w:val="20"/>
-        </w:rPr>
-        <w:t>■ 발매년도 : 1973</w:t>
-        <w:br/>
-      </w:r>
-      <w:r>
-        <w:rPr w:rFonts="맑은 고딕">
-          <w:rFonts w:ascii="맑은 고딕" w:hAnsi="맑은 고딕" w:eastAsia="맑은 고딕"/>
-          <w:b w:val="0"/>
-          <w:sz w:val="20"/>
-        </w:rPr>
-        <w:t>■ 장르 : 팝 / 블루아이드 소울 / 어덜트 컨템포러리</w:t>
-        <w:br/>
-      </w:r>
-      <w:r>
-        <w:rPr w:rFonts="맑은 고딕">
-          <w:rFonts w:ascii="맑은 고딕" w:hAnsi="맑은 고딕" w:eastAsia="맑은 고딕"/>
-          <w:b w:val="0"/>
-          <w:sz w:val="20"/>
-        </w:rPr>
-        <w:t>■ 주요 수록곡 : It's Not Unusual, Delilah, Green, Green Grass of Home, She's a Lady, What's New Pussycat?, Help Yourself</w:t>
-        <w:br/>
+        <w:t>위치 :  723</w:t>
       </w:r>
     </w:p>
     <w:p>
       <w:pPr>
-        <w:spacing w:after="160"/>
+        <w:spacing w:line="324" w:lineRule="auto" w:before="80" w:after="160"/>
       </w:pPr>
       <w:r>
         <w:rPr w:rFonts="맑은 고딕">
           <w:rFonts w:ascii="맑은 고딕" w:hAnsi="맑은 고딕" w:eastAsia="맑은 고딕"/>
           <w:b/>
           <w:color w:val="1F2937"/>
-          <w:sz w:val="24"/>
+          <w:sz w:val="22"/>
         </w:rPr>
-        <w:t>■ 음반 해설 및 감상 가이드</w:t>
+        <w:t xml:space="preserve">[음반 소개] </w:t>
+      </w:r>
+      <w:r>
+        <w:rPr w:rFonts="맑은 고딕">
+          <w:rFonts w:ascii="맑은 고딕" w:hAnsi="맑은 고딕" w:eastAsia="맑은 고딕"/>
+          <w:b w:val="0"/>
+          <w:sz w:val="21"/>
+        </w:rPr>
       </w:r>
     </w:p>
     <w:p>
       <w:pPr>
-        <w:spacing w:line="312" w:lineRule="auto" w:after="120"/>
+        <w:spacing w:line="324" w:lineRule="auto" w:after="120"/>
       </w:pPr>
       <w:r>
         <w:rPr w:rFonts="맑은 고딕">
@@ -108,51 +61,516 @@
           <w:b w:val="0"/>
           <w:sz w:val="21"/>
         </w:rPr>
-        <w:t>영국 웨일스 출신의 거장 톰 존스(Tom Jones)는 1960년대 중반 등장 이래 독보적인 가창력과 압도적인 무대 매너로 세계 음악 신을 사로잡은 전설적인 보컬리스트입니다. 본 앨범 《The Greatest Hits》는 그의 황금기라 할 수 있는 1960년대 후반부터 1970년대 초반까지의 전성기 히트곡들을 한데 모은 정수(精髓)와도 같은 음반입니다. 팝과 소울, 컨트리, 빅밴드 스윙을 넘나드는 그의 넓은 스펙트럼과 대중적 입지를 완벽하게 증명하며, 시대와 장르를 초월한 명반으로 손꼽힙니다.</w:t>
+        <w:t>대지를 울리는 웅장한 바리톤과 억누를 수 없는 원초적 열정으로 20세기 팝 음악사의 거대한 한 획을 그은 거장, 톰 존스의 황금기 정수를 오롯이 응축한 명반입니다. 거친 광야의 야성미와 품격 있는 오케스트라 팝의 조화가 돋보이는 그의 목소리는 단순한 유행가를 넘어 시대를 관통하는 드라마틱한 서사시로 피어납니다. 반세기를 뛰어넘어 바이닐의 골을 타고 울려 퍼지는 그의 호방한 울림은 듣는 이로 하여금 영혼 깊은 곳의 격정과 서정을 동시에 흔들어 깨우는 벅찬 감동을 선사합니다.</w:t>
       </w:r>
     </w:p>
     <w:p>
       <w:pPr>
-        <w:spacing w:line="312" w:lineRule="auto" w:after="120"/>
+        <w:spacing w:line="324" w:lineRule="auto" w:before="200" w:after="80"/>
       </w:pPr>
+      <w:r>
+        <w:rPr w:rFonts="맑은 고딕">
+          <w:rFonts w:ascii="맑은 고딕" w:hAnsi="맑은 고딕" w:eastAsia="맑은 고딕"/>
+          <w:b/>
+          <w:color w:val="1E3A8A"/>
+          <w:sz w:val="24"/>
+        </w:rPr>
+        <w:t>1. 음반 데이터</w:t>
+      </w:r>
+    </w:p>
+    <w:p>
+      <w:pPr>
+        <w:spacing w:line="324" w:lineRule="auto" w:after="80"/>
+      </w:pPr>
+      <w:r>
+        <w:rPr w:rFonts="맑은 고딕">
+          <w:rFonts w:ascii="맑은 고딕" w:hAnsi="맑은 고딕" w:eastAsia="맑은 고딕"/>
+          <w:b w:val="0"/>
+          <w:color w:val="6B7280"/>
+          <w:sz w:val="21"/>
+        </w:rPr>
+        <w:t xml:space="preserve">· </w:t>
+      </w:r>
+      <w:r>
+        <w:rPr w:rFonts="맑은 고딕">
+          <w:rFonts w:ascii="맑은 고딕" w:hAnsi="맑은 고딕" w:eastAsia="맑은 고딕"/>
+          <w:b/>
+          <w:color w:val="1F2937"/>
+          <w:sz w:val="21"/>
+        </w:rPr>
+        <w:t xml:space="preserve">앨범명: </w:t>
+      </w:r>
       <w:r>
         <w:rPr w:rFonts="맑은 고딕">
           <w:rFonts w:ascii="맑은 고딕" w:hAnsi="맑은 고딕" w:eastAsia="맑은 고딕"/>
           <w:b w:val="0"/>
           <w:sz w:val="21"/>
         </w:rPr>
-        <w:t>톰 존스의 음악적 본질은 단연 청자를 압도하는 웅장한 바리톤 음색과 드라마틱한 표현력에 있습니다. 데카(Decca) 레이블 특유의 풍성하고 정교한 관현악 및 브라스 편곡은 그의 폭발적인 성량과 완벽한 조화를 이루어 웅장한 아날로그 사운드의 진수를 보여줍니다. 찰나의 순간에도 곡의 서사를 완벽하게 전달하는 그의 보컬은 거친 야성미와 절제된 고품격 테크닉이 공존하는 독보적인 영역을 구축하고 있습니다.</w:t>
+        <w:t>The Greatest Hits</w:t>
       </w:r>
     </w:p>
     <w:p>
       <w:pPr>
-        <w:spacing w:line="312" w:lineRule="auto" w:after="120"/>
+        <w:spacing w:line="324" w:lineRule="auto" w:after="80"/>
       </w:pPr>
+      <w:r>
+        <w:rPr w:rFonts="맑은 고딕">
+          <w:rFonts w:ascii="맑은 고딕" w:hAnsi="맑은 고딕" w:eastAsia="맑은 고딕"/>
+          <w:b w:val="0"/>
+          <w:color w:val="6B7280"/>
+          <w:sz w:val="21"/>
+        </w:rPr>
+        <w:t xml:space="preserve">· </w:t>
+      </w:r>
+      <w:r>
+        <w:rPr w:rFonts="맑은 고딕">
+          <w:rFonts w:ascii="맑은 고딕" w:hAnsi="맑은 고딕" w:eastAsia="맑은 고딕"/>
+          <w:b/>
+          <w:color w:val="1F2937"/>
+          <w:sz w:val="21"/>
+        </w:rPr>
+        <w:t xml:space="preserve">아티스트: </w:t>
+      </w:r>
       <w:r>
         <w:rPr w:rFonts="맑은 고딕">
           <w:rFonts w:ascii="맑은 고딕" w:hAnsi="맑은 고딕" w:eastAsia="맑은 고딕"/>
           <w:b w:val="0"/>
           <w:sz w:val="21"/>
         </w:rPr>
-        <w:t>음반에 수록된 대표곡들은 그 자체로 팝 음악사의 거대한 족적입니다. 데뷔와 동시에 그를 세계적인 스타덤에 올린 대표작 〈It's Not Unusual〉의 경쾌한 브라스 리듬, 한 편의 비극적 드라마를 연상시키는 라틴 풍의 대서사시 〈Delilah〉, 고향에 대한 아련한 향수를 서정적으로 그려낸 컨트리 발라드 〈Green, Green Grass of Home〉, 그리고 폴 앵카가 그를 위해 헌정한 펑키한 70년대 팝의 명곡 〈She's a Lady〉에 이르기까지 완벽한 흐름을 자랑합니다. 곡마다 다채롭게 변화하는 보컬 스펙트럼은 감상의 깊이를 한층 더해줍니다.</w:t>
+        <w:t>Tom Jones (톰 존스)</w:t>
       </w:r>
     </w:p>
     <w:p>
       <w:pPr>
-        <w:spacing w:line="312" w:lineRule="auto" w:after="120"/>
+        <w:spacing w:line="324" w:lineRule="auto" w:after="80"/>
       </w:pPr>
+      <w:r>
+        <w:rPr w:rFonts="맑은 고딕">
+          <w:rFonts w:ascii="맑은 고딕" w:hAnsi="맑은 고딕" w:eastAsia="맑은 고딕"/>
+          <w:b w:val="0"/>
+          <w:color w:val="6B7280"/>
+          <w:sz w:val="21"/>
+        </w:rPr>
+        <w:t xml:space="preserve">· </w:t>
+      </w:r>
+      <w:r>
+        <w:rPr w:rFonts="맑은 고딕">
+          <w:rFonts w:ascii="맑은 고딕" w:hAnsi="맑은 고딕" w:eastAsia="맑은 고딕"/>
+          <w:b/>
+          <w:color w:val="1F2937"/>
+          <w:sz w:val="21"/>
+        </w:rPr>
+        <w:t xml:space="preserve">발매 정보: </w:t>
+      </w:r>
       <w:r>
         <w:rPr w:rFonts="맑은 고딕">
           <w:rFonts w:ascii="맑은 고딕" w:hAnsi="맑은 고딕" w:eastAsia="맑은 고딕"/>
           <w:b w:val="0"/>
           <w:sz w:val="21"/>
         </w:rPr>
-        <w:t>LP 음반으로 감상하는 이 앨범은 디지털 음원에서는 느낄 수 없는 따뜻하고 깊은 울림을 선사합니다. LP의 미세한 홈을 따라 흐르는 톰 존스의 울림 스린 보컬과 묵직한 오케스트레이션은 듣는 이에게 남다른 감동을 안겨줍니다. 20세기 대중음악사에서 가장 강렬한 에너지를 지닌 보컬리스트의 전성기 기량을 가장 명확하게 경험할 수 있는 명반이자, LP 컬렉터라면 반드시 소장해야 할 가치 있는 음반입니다.</w:t>
+        <w:t>1960년대 중반부터 1970년대를 풍미하며 전 세계 대중을 열광시켰던 톰 존스의 전성기 대표 레퍼토리를 집대성한 정통 베스트 앨범으로, 데카(Decca) 및 패럿(Parrot) 레코드 시절의 불멸의 마스터피스들을 엄선하여 LP 미디어로 영구히 각인한 음반입니다.</w:t>
+      </w:r>
+    </w:p>
+    <w:p>
+      <w:pPr>
+        <w:spacing w:line="324" w:lineRule="auto" w:after="80"/>
+      </w:pPr>
+      <w:r>
+        <w:rPr w:rFonts="맑은 고딕">
+          <w:rFonts w:ascii="맑은 고딕" w:hAnsi="맑은 고딕" w:eastAsia="맑은 고딕"/>
+          <w:b w:val="0"/>
+          <w:color w:val="6B7280"/>
+          <w:sz w:val="21"/>
+        </w:rPr>
+        <w:t xml:space="preserve">· </w:t>
+      </w:r>
+      <w:r>
+        <w:rPr w:rFonts="맑은 고딕">
+          <w:rFonts w:ascii="맑은 고딕" w:hAnsi="맑은 고딕" w:eastAsia="맑은 고딕"/>
+          <w:b/>
+          <w:color w:val="1F2937"/>
+          <w:sz w:val="21"/>
+        </w:rPr>
+        <w:t xml:space="preserve">LP 인기도(판매량): </w:t>
+      </w:r>
+      <w:r>
+        <w:rPr w:rFonts="맑은 고딕">
+          <w:rFonts w:ascii="맑은 고딕" w:hAnsi="맑은 고딕" w:eastAsia="맑은 고딕"/>
+          <w:b w:val="0"/>
+          <w:sz w:val="21"/>
+        </w:rPr>
+        <w:t>발매 당시 영미 양대 차트 상위권을 장악함은 물론, 멀티 플래티넘을 기록하며 전 세계적으로 수백만 장 이상의 경이적인 판매고를 올려 대중음악사에서 독보적인 상업적 성공과 대중적 지지를 증명하였습니다.</w:t>
+      </w:r>
+    </w:p>
+    <w:p>
+      <w:pPr>
+        <w:spacing w:line="324" w:lineRule="auto" w:after="80"/>
+      </w:pPr>
+      <w:r>
+        <w:rPr w:rFonts="맑은 고딕">
+          <w:rFonts w:ascii="맑은 고딕" w:hAnsi="맑은 고딕" w:eastAsia="맑은 고딕"/>
+          <w:b w:val="0"/>
+          <w:color w:val="6B7280"/>
+          <w:sz w:val="21"/>
+        </w:rPr>
+        <w:t xml:space="preserve">· </w:t>
+      </w:r>
+      <w:r>
+        <w:rPr w:rFonts="맑은 고딕">
+          <w:rFonts w:ascii="맑은 고딕" w:hAnsi="맑은 고딕" w:eastAsia="맑은 고딕"/>
+          <w:b/>
+          <w:color w:val="1F2937"/>
+          <w:sz w:val="21"/>
+        </w:rPr>
+        <w:t xml:space="preserve">각종 수상경력: </w:t>
+      </w:r>
+      <w:r>
+        <w:rPr w:rFonts="맑은 고딕">
+          <w:rFonts w:ascii="맑은 고딕" w:hAnsi="맑은 고딕" w:eastAsia="맑은 고딕"/>
+          <w:b w:val="0"/>
+          <w:sz w:val="21"/>
+        </w:rPr>
+        <w:t>1966년 그래미 어워드 ‘최우수 신인상(Best New Artist)’ 수상을 필두로, 영국 브릿 어워드 공로상, 그리고 대중음악에 기여한 지대한 공로를 인정받아 영국 왕실로부터 수여받은 기사 작위(Knighthood)에 이르기까지 팝 음악계의 가장 영예로운 찬사를 한몸에 받았습니다.</w:t>
+      </w:r>
+    </w:p>
+    <w:p>
+      <w:pPr>
+        <w:spacing w:line="324" w:lineRule="auto" w:before="200" w:after="80"/>
+      </w:pPr>
+      <w:r>
+        <w:rPr w:rFonts="맑은 고딕">
+          <w:rFonts w:ascii="맑은 고딕" w:hAnsi="맑은 고딕" w:eastAsia="맑은 고딕"/>
+          <w:b/>
+          <w:color w:val="1E3A8A"/>
+          <w:sz w:val="24"/>
+        </w:rPr>
+        <w:t>2. 아티스트 정보</w:t>
+      </w:r>
+    </w:p>
+    <w:p>
+      <w:pPr>
+        <w:spacing w:line="324" w:lineRule="auto" w:after="80"/>
+      </w:pPr>
+      <w:r>
+        <w:rPr w:rFonts="맑은 고딕">
+          <w:rFonts w:ascii="맑은 고딕" w:hAnsi="맑은 고딕" w:eastAsia="맑은 고딕"/>
+          <w:b w:val="0"/>
+          <w:color w:val="6B7280"/>
+          <w:sz w:val="21"/>
+        </w:rPr>
+        <w:t xml:space="preserve">· </w:t>
+      </w:r>
+      <w:r>
+        <w:rPr w:rFonts="맑은 고딕">
+          <w:rFonts w:ascii="맑은 고딕" w:hAnsi="맑은 고딕" w:eastAsia="맑은 고딕"/>
+          <w:b/>
+          <w:color w:val="1F2937"/>
+          <w:sz w:val="21"/>
+        </w:rPr>
+        <w:t xml:space="preserve">국적: </w:t>
+      </w:r>
+      <w:r>
+        <w:rPr w:rFonts="맑은 고딕">
+          <w:rFonts w:ascii="맑은 고딕" w:hAnsi="맑은 고딕" w:eastAsia="맑은 고딕"/>
+          <w:b w:val="0"/>
+          <w:sz w:val="21"/>
+        </w:rPr>
+        <w:t>영국 (웨일스)</w:t>
+      </w:r>
+    </w:p>
+    <w:p>
+      <w:pPr>
+        <w:spacing w:line="324" w:lineRule="auto" w:after="80"/>
+      </w:pPr>
+      <w:r>
+        <w:rPr w:rFonts="맑은 고딕">
+          <w:rFonts w:ascii="맑은 고딕" w:hAnsi="맑은 고딕" w:eastAsia="맑은 고딕"/>
+          <w:b w:val="0"/>
+          <w:color w:val="6B7280"/>
+          <w:sz w:val="21"/>
+        </w:rPr>
+        <w:t xml:space="preserve">· </w:t>
+      </w:r>
+      <w:r>
+        <w:rPr w:rFonts="맑은 고딕">
+          <w:rFonts w:ascii="맑은 고딕" w:hAnsi="맑은 고딕" w:eastAsia="맑은 고딕"/>
+          <w:b/>
+          <w:color w:val="1F2937"/>
+          <w:sz w:val="21"/>
+        </w:rPr>
+        <w:t xml:space="preserve">생몰년도: </w:t>
+      </w:r>
+      <w:r>
+        <w:rPr w:rFonts="맑은 고딕">
+          <w:rFonts w:ascii="맑은 고딕" w:hAnsi="맑은 고딕" w:eastAsia="맑은 고딕"/>
+          <w:b w:val="0"/>
+          <w:sz w:val="21"/>
+        </w:rPr>
+        <w:t>1940년 6월 7일 ~ 현재</w:t>
+      </w:r>
+    </w:p>
+    <w:p>
+      <w:pPr>
+        <w:spacing w:line="324" w:lineRule="auto" w:after="80"/>
+      </w:pPr>
+      <w:r>
+        <w:rPr w:rFonts="맑은 고딕">
+          <w:rFonts w:ascii="맑은 고딕" w:hAnsi="맑은 고딕" w:eastAsia="맑은 고딕"/>
+          <w:b w:val="0"/>
+          <w:color w:val="6B7280"/>
+          <w:sz w:val="21"/>
+        </w:rPr>
+        <w:t xml:space="preserve">· </w:t>
+      </w:r>
+      <w:r>
+        <w:rPr w:rFonts="맑은 고딕">
+          <w:rFonts w:ascii="맑은 고딕" w:hAnsi="맑은 고딕" w:eastAsia="맑은 고딕"/>
+          <w:b/>
+          <w:color w:val="1F2937"/>
+          <w:sz w:val="21"/>
+        </w:rPr>
+        <w:t xml:space="preserve">그룹 소속: </w:t>
+      </w:r>
+      <w:r>
+        <w:rPr w:rFonts="맑은 고딕">
+          <w:rFonts w:ascii="맑은 고딕" w:hAnsi="맑은 고딕" w:eastAsia="맑은 고딕"/>
+          <w:b w:val="0"/>
+          <w:sz w:val="21"/>
+        </w:rPr>
+        <w:t>솔로</w:t>
+      </w:r>
+    </w:p>
+    <w:p>
+      <w:pPr>
+        <w:spacing w:line="324" w:lineRule="auto" w:after="80"/>
+      </w:pPr>
+      <w:r>
+        <w:rPr w:rFonts="맑은 고딕">
+          <w:rFonts w:ascii="맑은 고딕" w:hAnsi="맑은 고딕" w:eastAsia="맑은 고딕"/>
+          <w:b w:val="0"/>
+          <w:color w:val="6B7280"/>
+          <w:sz w:val="21"/>
+        </w:rPr>
+        <w:t xml:space="preserve">· </w:t>
+      </w:r>
+      <w:r>
+        <w:rPr w:rFonts="맑은 고딕">
+          <w:rFonts w:ascii="맑은 고딕" w:hAnsi="맑은 고딕" w:eastAsia="맑은 고딕"/>
+          <w:b/>
+          <w:color w:val="1F2937"/>
+          <w:sz w:val="21"/>
+        </w:rPr>
+        <w:t xml:space="preserve">아티스트 소개: </w:t>
+      </w:r>
+      <w:r>
+        <w:rPr w:rFonts="맑은 고딕">
+          <w:rFonts w:ascii="맑은 고딕" w:hAnsi="맑은 고딕" w:eastAsia="맑은 고딕"/>
+          <w:b w:val="0"/>
+          <w:sz w:val="21"/>
+        </w:rPr>
+        <w:t>톰 존스는 웨일스 탄광촌 출신의 강인한 생명력과 천부적인 성량을 바탕으로 R&amp;B, 소울, 팝, 컨트리의 경계를 자유롭게 넘나든 20세기 최고의 보컬리스트 중 한 명입니다. 폭발적인 가창력과 짙은 호소력, 그리고 무대를 압도하는 카리스마를 통해 전 세계 음악팬들의 심장을 뒤흔들며 반세기가 넘도록 살아있는 전설로 추앙받고 있습니다.</w:t>
+      </w:r>
+    </w:p>
+    <w:p>
+      <w:pPr>
+        <w:spacing w:line="324" w:lineRule="auto" w:before="200" w:after="80"/>
+      </w:pPr>
+      <w:r>
+        <w:rPr w:rFonts="맑은 고딕">
+          <w:rFonts w:ascii="맑은 고딕" w:hAnsi="맑은 고딕" w:eastAsia="맑은 고딕"/>
+          <w:b/>
+          <w:color w:val="1E3A8A"/>
+          <w:sz w:val="24"/>
+        </w:rPr>
+        <w:t>3. 음반 상세 분석</w:t>
+      </w:r>
+    </w:p>
+    <w:p>
+      <w:pPr>
+        <w:spacing w:line="324" w:lineRule="auto" w:after="80"/>
+      </w:pPr>
+      <w:r>
+        <w:rPr w:rFonts="맑은 고딕">
+          <w:rFonts w:ascii="맑은 고딕" w:hAnsi="맑은 고딕" w:eastAsia="맑은 고딕"/>
+          <w:b w:val="0"/>
+          <w:color w:val="6B7280"/>
+          <w:sz w:val="21"/>
+        </w:rPr>
+        <w:t xml:space="preserve">· </w:t>
+      </w:r>
+      <w:r>
+        <w:rPr w:rFonts="맑은 고딕">
+          <w:rFonts w:ascii="맑은 고딕" w:hAnsi="맑은 고딕" w:eastAsia="맑은 고딕"/>
+          <w:b/>
+          <w:color w:val="1F2937"/>
+          <w:sz w:val="21"/>
+        </w:rPr>
+        <w:t xml:space="preserve">역사적 위치: </w:t>
+      </w:r>
+      <w:r>
+        <w:rPr w:rFonts="맑은 고딕">
+          <w:rFonts w:ascii="맑은 고딕" w:hAnsi="맑은 고딕" w:eastAsia="맑은 고딕"/>
+          <w:b w:val="0"/>
+          <w:sz w:val="21"/>
+        </w:rPr>
+        <w:t>본 앨범은 로큰롤과 브리티시 인베이전의 거센 물결 속에서, 빅밴드 오케스트레이션과 소울풀한 보컬이 결합하여 이룩할 수 있는 전통 팝 보컬의 예술적 정점을 기록한 기념비적 앨범입니다.</w:t>
+      </w:r>
+    </w:p>
+    <w:p>
+      <w:pPr>
+        <w:spacing w:line="324" w:lineRule="auto" w:after="80"/>
+      </w:pPr>
+      <w:r>
+        <w:rPr w:rFonts="맑은 고딕">
+          <w:rFonts w:ascii="맑은 고딕" w:hAnsi="맑은 고딕" w:eastAsia="맑은 고딕"/>
+          <w:b w:val="0"/>
+          <w:color w:val="6B7280"/>
+          <w:sz w:val="21"/>
+        </w:rPr>
+        <w:t xml:space="preserve">· </w:t>
+      </w:r>
+      <w:r>
+        <w:rPr w:rFonts="맑은 고딕">
+          <w:rFonts w:ascii="맑은 고딕" w:hAnsi="맑은 고딕" w:eastAsia="맑은 고딕"/>
+          <w:b/>
+          <w:color w:val="1F2937"/>
+          <w:sz w:val="21"/>
+        </w:rPr>
+        <w:t xml:space="preserve">시대의 흔적(스토리텔링): </w:t>
+      </w:r>
+      <w:r>
+        <w:rPr w:rFonts="맑은 고딕">
+          <w:rFonts w:ascii="맑은 고딕" w:hAnsi="맑은 고딕" w:eastAsia="맑은 고딕"/>
+          <w:b w:val="0"/>
+          <w:sz w:val="21"/>
+        </w:rPr>
+        <w:t>청년 문화의 격변과 사회적 변혁이 요동치던 1960~70년대, 톰 존스의 힘차고 낭만적인 음성은 고단한 삶을 살아가던 당대 대중에게 뜨거운 해방감과 잊을 수 없는 서정적 위로를 건네던 시대의 온기 어린 사운드트랙이었습니다.</w:t>
+      </w:r>
+    </w:p>
+    <w:p>
+      <w:pPr>
+        <w:spacing w:line="324" w:lineRule="auto" w:before="200" w:after="80"/>
+      </w:pPr>
+      <w:r>
+        <w:rPr w:rFonts="맑은 고딕">
+          <w:rFonts w:ascii="맑은 고딕" w:hAnsi="맑은 고딕" w:eastAsia="맑은 고딕"/>
+          <w:b/>
+          <w:color w:val="1E3A8A"/>
+          <w:sz w:val="24"/>
+        </w:rPr>
+        <w:t>4. 주요 수록곡 및 감상 제언</w:t>
+      </w:r>
+    </w:p>
+    <w:p>
+      <w:pPr>
+        <w:spacing w:line="324" w:lineRule="auto" w:after="80"/>
+      </w:pPr>
+      <w:r>
+        <w:rPr w:rFonts="맑은 고딕">
+          <w:rFonts w:ascii="맑은 고딕" w:hAnsi="맑은 고딕" w:eastAsia="맑은 고딕"/>
+          <w:b w:val="0"/>
+          <w:color w:val="6B7280"/>
+          <w:sz w:val="21"/>
+        </w:rPr>
+        <w:t xml:space="preserve">· </w:t>
+      </w:r>
+      <w:r>
+        <w:rPr w:rFonts="맑은 고딕">
+          <w:rFonts w:ascii="맑은 고딕" w:hAnsi="맑은 고딕" w:eastAsia="맑은 고딕"/>
+          <w:b/>
+          <w:color w:val="1F2937"/>
+          <w:sz w:val="21"/>
+        </w:rPr>
+        <w:t xml:space="preserve">주요 수록곡 특징: </w:t>
+      </w:r>
+      <w:r>
+        <w:rPr w:rFonts="맑은 고딕">
+          <w:rFonts w:ascii="맑은 고딕" w:hAnsi="맑은 고딕" w:eastAsia="맑은 고딕"/>
+          <w:b w:val="0"/>
+          <w:sz w:val="21"/>
+        </w:rPr>
+        <w:t>도발적이고 경쾌한 브라스 사운드로 단숨에 청자를 사로잡는 출세작 'It’s Not Unusual', 비극적 사랑의 파국을 한 편의 웅장한 오페라처럼 처절하고도 아름답게 노래한 명곡 'Delilah', 그리고 고향을 향한 아련한 향수와 서글픈 그리움을 진중한 저음으로 읊조리는 'Green, Green Grass of Home' 등 시대를 초월한 명곡들이 빼곡히 수록되어 있습니다.</w:t>
+      </w:r>
+    </w:p>
+    <w:p>
+      <w:pPr>
+        <w:spacing w:line="324" w:lineRule="auto" w:after="80"/>
+      </w:pPr>
+      <w:r>
+        <w:rPr w:rFonts="맑은 고딕">
+          <w:rFonts w:ascii="맑은 고딕" w:hAnsi="맑은 고딕" w:eastAsia="맑은 고딕"/>
+          <w:b w:val="0"/>
+          <w:color w:val="6B7280"/>
+          <w:sz w:val="21"/>
+        </w:rPr>
+        <w:t xml:space="preserve">· </w:t>
+      </w:r>
+      <w:r>
+        <w:rPr w:rFonts="맑은 고딕">
+          <w:rFonts w:ascii="맑은 고딕" w:hAnsi="맑은 고딕" w:eastAsia="맑은 고딕"/>
+          <w:b/>
+          <w:color w:val="1F2937"/>
+          <w:sz w:val="21"/>
+        </w:rPr>
+        <w:t xml:space="preserve">빈티지 감상 제언: </w:t>
+      </w:r>
+      <w:r>
+        <w:rPr w:rFonts="맑은 고딕">
+          <w:rFonts w:ascii="맑은 고딕" w:hAnsi="맑은 고딕" w:eastAsia="맑은 고딕"/>
+          <w:b w:val="0"/>
+          <w:sz w:val="21"/>
+        </w:rPr>
+        <w:t>턴테이블의 바늘이 회전하며 아날로그 그루브를 긁어낼 때 전해지는 톰 존스의 육중한 흉성과 관현악의 풍성한 울림은 진공관 앰프의 따스한 배음과 만났을 때 그 진가를 발휘하므로, 공간을 가득 채우는 묵직한 중저음의 온기에 귀를 기울여 보시기를 권합니다.</w:t>
+      </w:r>
+    </w:p>
+    <w:p>
+      <w:pPr>
+        <w:spacing w:line="324" w:lineRule="auto" w:after="80"/>
+      </w:pPr>
+      <w:r>
+        <w:rPr w:rFonts="맑은 고딕">
+          <w:rFonts w:ascii="맑은 고딕" w:hAnsi="맑은 고딕" w:eastAsia="맑은 고딕"/>
+          <w:b w:val="0"/>
+          <w:color w:val="6B7280"/>
+          <w:sz w:val="21"/>
+        </w:rPr>
+        <w:t xml:space="preserve">· </w:t>
+      </w:r>
+      <w:r>
+        <w:rPr w:rFonts="맑은 고딕">
+          <w:rFonts w:ascii="맑은 고딕" w:hAnsi="맑은 고딕" w:eastAsia="맑은 고딕"/>
+          <w:b/>
+          <w:color w:val="1F2937"/>
+          <w:sz w:val="21"/>
+        </w:rPr>
+        <w:t xml:space="preserve">소장 가치: </w:t>
+      </w:r>
+      <w:r>
+        <w:rPr w:rFonts="맑은 고딕">
+          <w:rFonts w:ascii="맑은 고딕" w:hAnsi="맑은 고딕" w:eastAsia="맑은 고딕"/>
+          <w:b w:val="0"/>
+          <w:sz w:val="21"/>
+        </w:rPr>
+        <w:t>거장의 가장 빛나던 순간들이 아날로그 특유의 밀도 높은 질감으로 아로새겨진 이 LP는, 디지털 음원에서는 결코 온전히 느낄 수 없는 웅장한 다이내믹과 깊은 서정을 영구히 간직할 수 있게 해주는 클래식/팝 애호가들의 필청 수집반입니다.</w:t>
+      </w:r>
+    </w:p>
+    <w:p>
+      <w:pPr>
+        <w:spacing w:line="324" w:lineRule="auto" w:after="120" w:before="160"/>
+      </w:pPr>
+      <w:r>
+        <w:rPr w:rFonts="맑은 고딕">
+          <w:rFonts w:ascii="맑은 고딕" w:hAnsi="맑은 고딕" w:eastAsia="맑은 고딕"/>
+          <w:b/>
+          <w:color w:val="4338CA"/>
+          <w:sz w:val="21"/>
+        </w:rPr>
+        <w:t>이 음반을 통해 한 시대를 풍미했던 위대한 거인의 웅장한 숨결과 아날로그 바이닐만이 전해주는 감동을 다시 한번 경험해 보시는 것은 어떨까요?</w:t>
       </w:r>
     </w:p>
     <w:sectPr>
       <w:pgSz w:w="12240" w:h="15840"/>
-      <w:pgMar w:top="1440" w:right="1440" w:bottom="1440" w:left="1440" w:header="720" w:footer="720" w:gutter="0"/>
+      <w:pgMar w:top="1152" w:right="1296" w:bottom="1152" w:left="1296" w:header="720" w:footer="720" w:gutter="0"/>
       <w:cols w:space="720"/>
       <w:docGrid w:linePitch="360"/>
     </w:sectPr>

--- a/word_reports/LP_0358_위치_723_Tom Jones_The Greatest Hi.docx
+++ b/word_reports/LP_0358_위치_723_Tom Jones_The Greatest Hi.docx
@@ -32,7 +32,7 @@
     </w:p>
     <w:p>
       <w:pPr>
-        <w:spacing w:line="324" w:lineRule="auto" w:before="80" w:after="160"/>
+        <w:spacing w:line="324" w:lineRule="auto" w:before="80" w:after="120"/>
       </w:pPr>
       <w:r>
         <w:rPr w:rFonts="맑은 고딕">
@@ -42,13 +42,6 @@
           <w:sz w:val="22"/>
         </w:rPr>
         <w:t xml:space="preserve">[음반 소개] </w:t>
-      </w:r>
-      <w:r>
-        <w:rPr w:rFonts="맑은 고딕">
-          <w:rFonts w:ascii="맑은 고딕" w:hAnsi="맑은 고딕" w:eastAsia="맑은 고딕"/>
-          <w:b w:val="0"/>
-          <w:sz w:val="21"/>
-        </w:rPr>
       </w:r>
     </w:p>
     <w:p>
@@ -61,7 +54,46 @@
           <w:b w:val="0"/>
           <w:sz w:val="21"/>
         </w:rPr>
-        <w:t>대지를 울리는 웅장한 바리톤과 억누를 수 없는 원초적 열정으로 20세기 팝 음악사의 거대한 한 획을 그은 거장, 톰 존스의 황금기 정수를 오롯이 응축한 명반입니다. 거친 광야의 야성미와 품격 있는 오케스트라 팝의 조화가 돋보이는 그의 목소리는 단순한 유행가를 넘어 시대를 관통하는 드라마틱한 서사시로 피어납니다. 반세기를 뛰어넘어 바이닐의 골을 타고 울려 퍼지는 그의 호방한 울림은 듣는 이로 하여금 영혼 깊은 곳의 격정과 서정을 동시에 흔들어 깨우는 벅찬 감동을 선사합니다.</w:t>
+        <w:t>웨일스의 작은 탄광촌 폰티프리드에서 피어난 거친 숨결은 20세기 대중음악의 지형도를 단숨에 뒤흔들었습니다. 톰 존스(Tom Jones)라는 이름은 단순히 한 명의 뛰어난 가수를 지칭하는 대명사를 넘어, 인간의 성대가 도달할 수 있는 가장 원초적이면서도 웅장한 드라마를 상징합니다. 1960년대 중반, 비틀스를 필두로 한 록 밴드들의 찬란한 파도가 전 세계를 뒤덮었을 때, 그는 오직 홀로 선 육중한 바리톤의 성량과 야성적인 블루스 감성 하나로 시대를 정면 돌파했습니다. 본 앨범 《The Greatest Hits》는 바로 그 전설적인 황금기의 정점을 장엄하게 포착해 낸 불멸의 음악적 기록입니다.</w:t>
+      </w:r>
+    </w:p>
+    <w:p>
+      <w:pPr>
+        <w:spacing w:line="324" w:lineRule="auto" w:after="120"/>
+      </w:pPr>
+      <w:r>
+        <w:rPr w:rFonts="맑은 고딕">
+          <w:rFonts w:ascii="맑은 고딕" w:hAnsi="맑은 고딕" w:eastAsia="맑은 고딕"/>
+          <w:b w:val="0"/>
+          <w:sz w:val="21"/>
+        </w:rPr>
+        <w:t>이 컴필레이션 음반은 톰 존스가 팝과 솔(Soul), 리듬 앤 블루스, 컨트리, 그리고 화려한 카바레 팝의 경계를 허물며 구축한 거대한 음악 제국을 조망합니다. 청년기의 폭발적인 에너지로 심장을 요동치게 만들었던 초기 히트작부터, 농익은 페이소스와 고전적 비장미가 넘쳐흐르는 대곡들에 이르기까지, 음반의 한 면 한 면은 한 남자가 노래를 통해 토해낸 생의 희로애락으로 가득 차 있습니다. 단순한 히트곡의 나열에 그치지 않고, 거친 호흡 속에 깃든 진실한 서정성과 무대를 압도하는 카리스마가 유기적으로 얽혀 하나의 완결된 대서사시를 이룹니다.</w:t>
+      </w:r>
+    </w:p>
+    <w:p>
+      <w:pPr>
+        <w:spacing w:line="324" w:lineRule="auto" w:after="120"/>
+      </w:pPr>
+      <w:r>
+        <w:rPr w:rFonts="맑은 고딕">
+          <w:rFonts w:ascii="맑은 고딕" w:hAnsi="맑은 고딕" w:eastAsia="맑은 고딕"/>
+          <w:b w:val="0"/>
+          <w:sz w:val="21"/>
+        </w:rPr>
+        <w:t>톰 존스의 예술적 본질은 기교의 과시가 아닌 '영혼의 해방'에 있었습니다. 그는 가장 대중적인 멜로디 안에서도 흑인 음악의 깊은 한과 탄광촌 노동계급의 절박한 생명력을 잃지 않았으며, 세련된 오케스트레이션 위에서도 날것 그대로의 육성을 당당히 울려 퍼뜨렸습니다. 그렇기에 그의 노래는 반세기가 지난 오늘날에도 결코 박제된 과거의 유물이 되지 않고, 여전히 듣는 이의 혈관을 타고 뜨겁게 흐르는 생명력을 지닙니다.</w:t>
+      </w:r>
+    </w:p>
+    <w:p>
+      <w:pPr>
+        <w:spacing w:line="324" w:lineRule="auto" w:after="120"/>
+      </w:pPr>
+      <w:r>
+        <w:rPr w:rFonts="맑은 고딕">
+          <w:rFonts w:ascii="맑은 고딕" w:hAnsi="맑은 고딕" w:eastAsia="맑은 고딕"/>
+          <w:b w:val="0"/>
+          <w:sz w:val="21"/>
+        </w:rPr>
+        <w:t>바이닐(LP)의 소리골을 따라 흐르는 이 음악들은 디지털 음원이 결코 흉내 낼 수 없는 육중한 공명과 온기를 품고 있습니다. 거대한 오케스트라와 맹렬한 브라스 섹션, 그리고 그 모든 악기를 뚫고 나오는 톰 존스의 천둥 같은 보컬은 아날로그 사운드의 미학적 절정을 유감없이 들려줍니다. 이 음반은 찬란했던 팝의 황금기를 향유했던 세대에게는 아련하고 뜨거운 청춘의 회귀이며, 오늘날의 음악 애호가들에게는 클래식과 팝의 경계에서 탄생한 진정한 거장의 호흡을 온몸으로 마주하는 경이로운 예술적 체험이 될 것입니다.</w:t>
       </w:r>
     </w:p>
     <w:p>
@@ -168,7 +200,7 @@
           <w:b w:val="0"/>
           <w:sz w:val="21"/>
         </w:rPr>
-        <w:t>1960년대 중반부터 1970년대를 풍미하며 전 세계 대중을 열광시켰던 톰 존스의 전성기 대표 레퍼토리를 집대성한 정통 베스트 앨범으로, 데카(Decca) 및 패럿(Parrot) 레코드 시절의 불멸의 마스터피스들을 엄선하여 LP 미디어로 영구히 각인한 음반입니다.</w:t>
+        <w:t>톰 존스가 데카(Decca) 및 런던(London) 레코드 시절 발표하며 세계적인 신드롬을 일으켰던 1960~70년대 최전성기 대표 명곡들을 엄선하여 집대성한 정통 베스트 앨범.</w:t>
       </w:r>
     </w:p>
     <w:p>
@@ -199,7 +231,7 @@
           <w:b w:val="0"/>
           <w:sz w:val="21"/>
         </w:rPr>
-        <w:t>발매 당시 영미 양대 차트 상위권을 장악함은 물론, 멀티 플래티넘을 기록하며 전 세계적으로 수백만 장 이상의 경이적인 판매고를 올려 대중음악사에서 독보적인 상업적 성공과 대중적 지지를 증명하였습니다.</w:t>
+        <w:t>발매 직후 영국 앨범 차트 및 미국 빌보드 앨범 차트 상위권에 안착하였으며, 유럽과 아시아를 아우르는 전 세계적인 밀리언셀러를 기록하며 오랫동안 대중의 사랑을 받은 스테디셀러.</w:t>
       </w:r>
     </w:p>
     <w:p>
@@ -230,7 +262,7 @@
           <w:b w:val="0"/>
           <w:sz w:val="21"/>
         </w:rPr>
-        <w:t>1966년 그래미 어워드 ‘최우수 신인상(Best New Artist)’ 수상을 필두로, 영국 브릿 어워드 공로상, 그리고 대중음악에 기여한 지대한 공로를 인정받아 영국 왕실로부터 수여받은 기사 작위(Knighthood)에 이르기까지 팝 음악계의 가장 영예로운 찬사를 한몸에 받았습니다.</w:t>
+        <w:t>1966년 제8회 그래미 어워드 '최우수 신인상(Best New Artist)' 수상을 시작으로, 1999년 브릿 어워드 '공로상(Outstanding Contribution to Music)', 2006년 영국 왕실로부터 수여받은 기사작위(Knighthood) 등 음악계 최고 권위의 영예를 한 몸에 안음.</w:t>
       </w:r>
     </w:p>
     <w:p>
@@ -306,7 +338,7 @@
           <w:b w:val="0"/>
           <w:sz w:val="21"/>
         </w:rPr>
-        <w:t>1940년 6월 7일 ~ 현재</w:t>
+        <w:t>1940년 6월 7일 출생</w:t>
       </w:r>
     </w:p>
     <w:p>
@@ -337,7 +369,7 @@
           <w:b w:val="0"/>
           <w:sz w:val="21"/>
         </w:rPr>
-        <w:t>솔로</w:t>
+        <w:t>솔로 (Solo)</w:t>
       </w:r>
     </w:p>
     <w:p>
@@ -368,7 +400,7 @@
           <w:b w:val="0"/>
           <w:sz w:val="21"/>
         </w:rPr>
-        <w:t>톰 존스는 웨일스 탄광촌 출신의 강인한 생명력과 천부적인 성량을 바탕으로 R&amp;B, 소울, 팝, 컨트리의 경계를 자유롭게 넘나든 20세기 최고의 보컬리스트 중 한 명입니다. 폭발적인 가창력과 짙은 호소력, 그리고 무대를 압도하는 카리스마를 통해 전 세계 음악팬들의 심장을 뒤흔들며 반세기가 넘도록 살아있는 전설로 추앙받고 있습니다.</w:t>
+        <w:t>폭발적인 성량과 농밀한 흉성의 울림으로 팝, 록, 블루스, 가스펠의 영역을 완벽하게 융합한 20세기 최고의 보컬리스트입니다. 특유의 거친 남성적 매력과 탁월한 무대 매너로 60년이 넘는 세월 동안 세계 대중음악의 최정상을 지켜온 살아있는 전설입니다.</w:t>
       </w:r>
     </w:p>
     <w:p>
@@ -413,7 +445,7 @@
           <w:b w:val="0"/>
           <w:sz w:val="21"/>
         </w:rPr>
-        <w:t>본 앨범은 로큰롤과 브리티시 인베이전의 거센 물결 속에서, 빅밴드 오케스트레이션과 소울풀한 보컬이 결합하여 이룩할 수 있는 전통 팝 보컬의 예술적 정점을 기록한 기념비적 앨범입니다.</w:t>
+        <w:t>브리티시 인베이전(British Invasion)의 거센 록 밴드 열풍 속에서 솔로 보컬리스트로서 팝 음악의 또 다른 정점을 세운 기념비적 앨범입니다. 대편성 빅밴드와 팝 오케스트라 사운드가 독보적인 솔로 보컬과 결합하여 이룩한 보컬 팝의 교과서적 위치를 점하고 있습니다.</w:t>
       </w:r>
     </w:p>
     <w:p>
@@ -444,7 +476,7 @@
           <w:b w:val="0"/>
           <w:sz w:val="21"/>
         </w:rPr>
-        <w:t>청년 문화의 격변과 사회적 변혁이 요동치던 1960~70년대, 톰 존스의 힘차고 낭만적인 음성은 고단한 삶을 살아가던 당대 대중에게 뜨거운 해방감과 잊을 수 없는 서정적 위로를 건네던 시대의 온기 어린 사운드트랙이었습니다.</w:t>
+        <w:t>1960년대 '스윙잉 런던(Swinging London)'의 자유분방한 활기와 화려했던 라스베이거스 쇼비즈니스의 낭만, 그리고 고향과 옛 연인을 그리워하는 당대 청춘들의 서정적 애환이 음반 전체에 짙은 향수로 배어 있습니다.</w:t>
       </w:r>
     </w:p>
     <w:p>
@@ -489,7 +521,99 @@
           <w:b w:val="0"/>
           <w:sz w:val="21"/>
         </w:rPr>
-        <w:t>도발적이고 경쾌한 브라스 사운드로 단숨에 청자를 사로잡는 출세작 'It’s Not Unusual', 비극적 사랑의 파국을 한 편의 웅장한 오페라처럼 처절하고도 아름답게 노래한 명곡 'Delilah', 그리고 고향을 향한 아련한 향수와 서글픈 그리움을 진중한 저음으로 읊조리는 'Green, Green Grass of Home' 등 시대를 초월한 명곡들이 빼곡히 수록되어 있습니다.</w:t>
+      </w:r>
+    </w:p>
+    <w:p>
+      <w:pPr>
+        <w:spacing w:line="324" w:lineRule="auto" w:after="80"/>
+      </w:pPr>
+      <w:r>
+        <w:rPr w:rFonts="맑은 고딕">
+          <w:rFonts w:ascii="맑은 고딕" w:hAnsi="맑은 고딕" w:eastAsia="맑은 고딕"/>
+          <w:b w:val="0"/>
+          <w:color w:val="6B7280"/>
+          <w:sz w:val="21"/>
+        </w:rPr>
+        <w:t xml:space="preserve">· </w:t>
+      </w:r>
+      <w:r>
+        <w:rPr w:rFonts="맑은 고딕">
+          <w:rFonts w:ascii="맑은 고딕" w:hAnsi="맑은 고딕" w:eastAsia="맑은 고딕"/>
+          <w:b/>
+          <w:color w:val="1F2937"/>
+          <w:sz w:val="21"/>
+        </w:rPr>
+        <w:t xml:space="preserve">'It's Not Unusual': </w:t>
+      </w:r>
+      <w:r>
+        <w:rPr w:rFonts="맑은 고딕">
+          <w:rFonts w:ascii="맑은 고딕" w:hAnsi="맑은 고딕" w:eastAsia="맑은 고딕"/>
+          <w:b w:val="0"/>
+          <w:sz w:val="21"/>
+        </w:rPr>
+        <w:t>톰 존스의 이름을 전 세계에 각인시킨 출세작으로, 튀어 오르는 듯한 브라스 리프와 경쾌하면서도 묵직한 보컬의 완벽한 조화가 돋보입니다.</w:t>
+      </w:r>
+    </w:p>
+    <w:p>
+      <w:pPr>
+        <w:spacing w:line="324" w:lineRule="auto" w:after="80"/>
+      </w:pPr>
+      <w:r>
+        <w:rPr w:rFonts="맑은 고딕">
+          <w:rFonts w:ascii="맑은 고딕" w:hAnsi="맑은 고딕" w:eastAsia="맑은 고딕"/>
+          <w:b w:val="0"/>
+          <w:color w:val="6B7280"/>
+          <w:sz w:val="21"/>
+        </w:rPr>
+        <w:t xml:space="preserve">· </w:t>
+      </w:r>
+      <w:r>
+        <w:rPr w:rFonts="맑은 고딕">
+          <w:rFonts w:ascii="맑은 고딕" w:hAnsi="맑은 고딕" w:eastAsia="맑은 고딕"/>
+          <w:b/>
+          <w:color w:val="1F2937"/>
+          <w:sz w:val="21"/>
+        </w:rPr>
+        <w:t xml:space="preserve">'Delilah': </w:t>
+      </w:r>
+      <w:r>
+        <w:rPr w:rFonts="맑은 고딕">
+          <w:rFonts w:ascii="맑은 고딕" w:hAnsi="맑은 고딕" w:eastAsia="맑은 고딕"/>
+          <w:b w:val="0"/>
+          <w:sz w:val="21"/>
+        </w:rPr>
+        <w:t>웅장한 오케스트레이션과 격정적인 멜로드라마가 어우러져 한 편의 비극 오페라를 감상하는 듯한 압도적 몰입감을 선사합니다.</w:t>
+      </w:r>
+    </w:p>
+    <w:p>
+      <w:pPr>
+        <w:spacing w:line="324" w:lineRule="auto" w:after="80"/>
+      </w:pPr>
+      <w:r>
+        <w:rPr w:rFonts="맑은 고딕">
+          <w:rFonts w:ascii="맑은 고딕" w:hAnsi="맑은 고딕" w:eastAsia="맑은 고딕"/>
+          <w:b w:val="0"/>
+          <w:color w:val="6B7280"/>
+          <w:sz w:val="21"/>
+        </w:rPr>
+        <w:t xml:space="preserve">· </w:t>
+      </w:r>
+      <w:r>
+        <w:rPr w:rFonts="맑은 고딕">
+          <w:rFonts w:ascii="맑은 고딕" w:hAnsi="맑은 고딕" w:eastAsia="맑은 고딕"/>
+          <w:b/>
+          <w:color w:val="1F2937"/>
+          <w:sz w:val="21"/>
+        </w:rPr>
+        <w:t xml:space="preserve">'Green, Green Grass of Home': </w:t>
+      </w:r>
+      <w:r>
+        <w:rPr w:rFonts="맑은 고딕">
+          <w:rFonts w:ascii="맑은 고딕" w:hAnsi="맑은 고딕" w:eastAsia="맑은 고딕"/>
+          <w:b w:val="0"/>
+          <w:sz w:val="21"/>
+        </w:rPr>
+        <w:t>향토적 서정성과 죽음을 앞둔 자의 애절한 꿈을 담담하면서도 비장하게 노래하여 전 세계인의 심금을 울린 불후의 명발라드입니다.</w:t>
       </w:r>
     </w:p>
     <w:p>
@@ -520,7 +644,7 @@
           <w:b w:val="0"/>
           <w:sz w:val="21"/>
         </w:rPr>
-        <w:t>턴테이블의 바늘이 회전하며 아날로그 그루브를 긁어낼 때 전해지는 톰 존스의 육중한 흉성과 관현악의 풍성한 울림은 진공관 앰프의 따스한 배음과 만났을 때 그 진가를 발휘하므로, 공간을 가득 채우는 묵직한 중저음의 온기에 귀를 기울여 보시기를 권합니다.</w:t>
+        <w:t>진공관 앰프 특유의 포근한 배음과 아날로그 턴테이블의 질감을 통해 감상할 때 그 진가가 드러납니다. 톰 존스의 두터운 흉성 잔향과 빅밴드의 날카로운 금관악기 소리가 아날로그 그루브 속에서 자연스럽게 융화되며, 리스닝 룸 전체를 1960년대 콘서트홀의 열기로 가득 채워줄 것입니다.</w:t>
       </w:r>
     </w:p>
     <w:p>
@@ -551,7 +675,7 @@
           <w:b w:val="0"/>
           <w:sz w:val="21"/>
         </w:rPr>
-        <w:t>거장의 가장 빛나던 순간들이 아날로그 특유의 밀도 높은 질감으로 아로새겨진 이 LP는, 디지털 음원에서는 결코 온전히 느낄 수 없는 웅장한 다이내믹과 깊은 서정을 영구히 간직할 수 있게 해주는 클래식/팝 애호가들의 필청 수집반입니다.</w:t>
+        <w:t>시대를 관통한 명곡들이 오리지널 마스터의 숨결을 머금은 바이닐로 수록되어 있어, 팝 보컬 음악의 황금기를 가장 아날로그적인 정취로 간직할 수 있는 컬렉터 필청의 마스터피스입니다.</w:t>
       </w:r>
     </w:p>
     <w:p>
@@ -565,7 +689,7 @@
           <w:color w:val="4338CA"/>
           <w:sz w:val="21"/>
         </w:rPr>
-        <w:t>이 음반을 통해 한 시대를 풍미했던 위대한 거인의 웅장한 숨결과 아날로그 바이닐만이 전해주는 감동을 다시 한번 경험해 보시는 것은 어떨까요?</w:t>
+        <w:t>이 음반을 통해 세월이 흘러도 결코 퇴색되지 않는 거장의 뜨거운 영혼과 낭만적인 선율이 전해주는 감동을 다시 한번 경험해 보시는 것은 어떨까요?</w:t>
       </w:r>
     </w:p>
     <w:sectPr>
